--- a/Results_Guide_for_Review.docx
+++ b/Results_Guide_for_Review.docx
@@ -64,6 +64,14 @@
       </w:pPr>
       <w:r>
         <w:t>Aggregation: country × item-group and region × item-group totals sum the underlying levels, then index the sums — indices are recomputed, never averaged. Only Aggregation-flagged areas feed regional totals; only Dissemination-flagged areas appear in the published files.</w:t>
+      </w:r>
+    </w:p>
+    <w:p>
+      <w:pPr>
+        <w:pStyle w:val="ListBullet"/>
+      </w:pPr>
+      <w:r>
+        <w:t>Excluded item groups: 11 item groups in DisseminationList.csv are not calculated — no real values and no indices, for countries or regions: F1898 Hides and skins, F1900 Natural rubber, F1846 Non-edible fats and oils, F1901 Textile fibres, F2076 Other meat, F1902 Crude materials nes, F1845 Non-edible crude materials, F1892 Fodder and feeding stuff, F1849 Other food nes, F1847 Non-food, F1848 Other food. Their items still count in every other group they belong to. Note for next year: Natural rubber and Textile fibres may be added to the calculations next year.</w:t>
       </w:r>
     </w:p>
     <w:p>
